--- a/docs/diagnosis-feasibility-study-project.docx
+++ b/docs/diagnosis-feasibility-study-project.docx
@@ -76,6 +76,28 @@
           <w:sz w:val="24"/>
           <w:sz-cs w:val="24"/>
         </w:rPr>
+        <w:t xml:space="preserve">The current builder uses a reusable Airtable style advanced filter UI for T0 index event conditions, inclusion criteria, and exclusion criteria. Users can create nested AND or OR groups, add or remove condition rows, and build reusable field or operator based logic without inline concept preview widgets.</w:t>
+      </w:r>
+    </w:p>
+    <w:p>
+      <w:pPr/>
+      <w:r>
+        <w:rPr>
+          <w:rFonts w:ascii="Helvetica Light" w:hAnsi="Helvetica Light" w:cs="Helvetica Light"/>
+          <w:sz w:val="24"/>
+          <w:sz-cs w:val="24"/>
+        </w:rPr>
+        <w:t xml:space="preserve"/>
+      </w:r>
+    </w:p>
+    <w:p>
+      <w:pPr/>
+      <w:r>
+        <w:rPr>
+          <w:rFonts w:ascii="Helvetica Light" w:hAnsi="Helvetica Light" w:cs="Helvetica Light"/>
+          <w:sz w:val="24"/>
+          <w:sz-cs w:val="24"/>
+        </w:rPr>
         <w:t xml:space="preserve">Repository</w:t>
       </w:r>
     </w:p>
@@ -175,6 +197,17 @@
           <w:sz w:val="24"/>
           <w:sz-cs w:val="24"/>
         </w:rPr>
+        <w:t xml:space="preserve">- pnpm sync-dictionary</w:t>
+      </w:r>
+    </w:p>
+    <w:p>
+      <w:pPr/>
+      <w:r>
+        <w:rPr>
+          <w:rFonts w:ascii="Helvetica Light" w:hAnsi="Helvetica Light" w:cs="Helvetica Light"/>
+          <w:sz w:val="24"/>
+          <w:sz-cs w:val="24"/>
+        </w:rPr>
         <w:t xml:space="preserve">- node scripts/hash-password.mjs "new-password"</w:t>
       </w:r>
     </w:p>
@@ -219,7 +252,7 @@
           <w:sz w:val="24"/>
           <w:sz-cs w:val="24"/>
         </w:rPr>
-        <w:t xml:space="preserve">- Builds cohort definitions with T0 index events, demographics, inclusion rules, exclusion rules, timing windows, and selected diagnosis, lab, and drug concepts.</w:t>
+        <w:t xml:space="preserve">- Builds cohort definitions with T0 index events, demographics, inclusion rules, exclusion rules, nested condition groups, timing windows, and typed field operators.</w:t>
       </w:r>
     </w:p>
     <w:p>
@@ -263,84 +296,513 @@
           <w:sz w:val="24"/>
           <w:sz-cs w:val="24"/>
         </w:rPr>
-        <w:t xml:space="preserve"/>
-      </w:r>
-    </w:p>
-    <w:p>
-      <w:pPr/>
-      <w:r>
-        <w:rPr>
-          <w:rFonts w:ascii="Helvetica Light" w:hAnsi="Helvetica Light" w:cs="Helvetica Light"/>
-          <w:sz w:val="24"/>
-          <w:sz-cs w:val="24"/>
-        </w:rPr>
-        <w:t xml:space="preserve">Main Configuration File</w:t>
-      </w:r>
-    </w:p>
-    <w:p>
-      <w:pPr/>
-      <w:r>
-        <w:rPr>
-          <w:rFonts w:ascii="Helvetica Light" w:hAnsi="Helvetica Light" w:cs="Helvetica Light"/>
-          <w:sz w:val="24"/>
-          <w:sz-cs w:val="24"/>
-        </w:rPr>
-        <w:t xml:space="preserve"/>
-      </w:r>
-    </w:p>
-    <w:p>
-      <w:pPr/>
-      <w:r>
-        <w:rPr>
-          <w:rFonts w:ascii="Helvetica Light" w:hAnsi="Helvetica Light" w:cs="Helvetica Light"/>
-          <w:sz w:val="24"/>
-          <w:sz-cs w:val="24"/>
-        </w:rPr>
-        <w:t xml:space="preserve">The main runtime configuration is:</w:t>
-      </w:r>
-    </w:p>
-    <w:p>
-      <w:pPr/>
-      <w:r>
-        <w:rPr>
-          <w:rFonts w:ascii="Helvetica Light" w:hAnsi="Helvetica Light" w:cs="Helvetica Light"/>
-          <w:sz w:val="24"/>
-          <w:sz-cs w:val="24"/>
-        </w:rPr>
-        <w:t xml:space="preserve"/>
-      </w:r>
-    </w:p>
-    <w:p>
-      <w:pPr/>
-      <w:r>
-        <w:rPr>
-          <w:rFonts w:ascii="Helvetica Light" w:hAnsi="Helvetica Light" w:cs="Helvetica Light"/>
-          <w:sz w:val="24"/>
-          <w:sz-cs w:val="24"/>
-        </w:rPr>
-        <w:t xml:space="preserve">config/app.config.json</w:t>
-      </w:r>
-    </w:p>
-    <w:p>
-      <w:pPr/>
-      <w:r>
-        <w:rPr>
-          <w:rFonts w:ascii="Helvetica Light" w:hAnsi="Helvetica Light" w:cs="Helvetica Light"/>
-          <w:sz w:val="24"/>
-          <w:sz-cs w:val="24"/>
-        </w:rPr>
-        <w:t xml:space="preserve"/>
-      </w:r>
-    </w:p>
-    <w:p>
-      <w:pPr/>
-      <w:r>
-        <w:rPr>
-          <w:rFonts w:ascii="Helvetica Light" w:hAnsi="Helvetica Light" w:cs="Helvetica Light"/>
-          <w:sz w:val="24"/>
-          <w:sz-cs w:val="24"/>
-        </w:rPr>
-        <w:t xml:space="preserve">This one file controls:</w:t>
+        <w:t xml:space="preserve">- Provides a separate master dictionary page for diagnosis, lab, and drug code review before adding conditions.</w:t>
+      </w:r>
+    </w:p>
+    <w:p>
+      <w:pPr/>
+      <w:r>
+        <w:rPr>
+          <w:rFonts w:ascii="Helvetica Light" w:hAnsi="Helvetica Light" w:cs="Helvetica Light"/>
+          <w:sz w:val="24"/>
+          <w:sz-cs w:val="24"/>
+        </w:rPr>
+        <w:t xml:space="preserve"/>
+      </w:r>
+    </w:p>
+    <w:p>
+      <w:pPr/>
+      <w:r>
+        <w:rPr>
+          <w:rFonts w:ascii="Helvetica Light" w:hAnsi="Helvetica Light" w:cs="Helvetica Light"/>
+          <w:sz w:val="24"/>
+          <w:sz-cs w:val="24"/>
+        </w:rPr>
+        <w:t xml:space="preserve">Configuration And Credential Safety</w:t>
+      </w:r>
+    </w:p>
+    <w:p>
+      <w:pPr/>
+      <w:r>
+        <w:rPr>
+          <w:rFonts w:ascii="Helvetica Light" w:hAnsi="Helvetica Light" w:cs="Helvetica Light"/>
+          <w:sz w:val="24"/>
+          <w:sz-cs w:val="24"/>
+        </w:rPr>
+        <w:t xml:space="preserve"/>
+      </w:r>
+    </w:p>
+    <w:p>
+      <w:pPr/>
+      <w:r>
+        <w:rPr>
+          <w:rFonts w:ascii="Helvetica Light" w:hAnsi="Helvetica Light" w:cs="Helvetica Light"/>
+          <w:sz w:val="24"/>
+          <w:sz-cs w:val="24"/>
+        </w:rPr>
+        <w:t xml:space="preserve">The repository now keeps only checked-in example templates for configuration and local app storage.</w:t>
+      </w:r>
+    </w:p>
+    <w:p>
+      <w:pPr/>
+      <w:r>
+        <w:rPr>
+          <w:rFonts w:ascii="Helvetica Light" w:hAnsi="Helvetica Light" w:cs="Helvetica Light"/>
+          <w:sz w:val="24"/>
+          <w:sz-cs w:val="24"/>
+        </w:rPr>
+        <w:t xml:space="preserve"/>
+      </w:r>
+    </w:p>
+    <w:p>
+      <w:pPr/>
+      <w:r>
+        <w:rPr>
+          <w:rFonts w:ascii="Helvetica Light" w:hAnsi="Helvetica Light" w:cs="Helvetica Light"/>
+          <w:sz w:val="24"/>
+          <w:sz-cs w:val="24"/>
+        </w:rPr>
+        <w:t xml:space="preserve">Checked-in example files:</w:t>
+      </w:r>
+    </w:p>
+    <w:p>
+      <w:pPr/>
+      <w:r>
+        <w:rPr>
+          <w:rFonts w:ascii="Helvetica Light" w:hAnsi="Helvetica Light" w:cs="Helvetica Light"/>
+          <w:sz w:val="24"/>
+          <w:sz-cs w:val="24"/>
+        </w:rPr>
+        <w:t xml:space="preserve"/>
+      </w:r>
+    </w:p>
+    <w:p>
+      <w:pPr/>
+      <w:r>
+        <w:rPr>
+          <w:rFonts w:ascii="Helvetica Light" w:hAnsi="Helvetica Light" w:cs="Helvetica Light"/>
+          <w:sz w:val="24"/>
+          <w:sz-cs w:val="24"/>
+        </w:rPr>
+        <w:t xml:space="preserve">- config/app.config.example.json</w:t>
+      </w:r>
+    </w:p>
+    <w:p>
+      <w:pPr/>
+      <w:r>
+        <w:rPr>
+          <w:rFonts w:ascii="Helvetica Light" w:hAnsi="Helvetica Light" w:cs="Helvetica Light"/>
+          <w:sz w:val="24"/>
+          <w:sz-cs w:val="24"/>
+        </w:rPr>
+        <w:t xml:space="preserve">- data/users.example.json</w:t>
+      </w:r>
+    </w:p>
+    <w:p>
+      <w:pPr/>
+      <w:r>
+        <w:rPr>
+          <w:rFonts w:ascii="Helvetica Light" w:hAnsi="Helvetica Light" w:cs="Helvetica Light"/>
+          <w:sz w:val="24"/>
+          <w:sz-cs w:val="24"/>
+        </w:rPr>
+        <w:t xml:space="preserve">- data/user-sessions.example.json</w:t>
+      </w:r>
+    </w:p>
+    <w:p>
+      <w:pPr/>
+      <w:r>
+        <w:rPr>
+          <w:rFonts w:ascii="Helvetica Light" w:hAnsi="Helvetica Light" w:cs="Helvetica Light"/>
+          <w:sz w:val="24"/>
+          <w:sz-cs w:val="24"/>
+        </w:rPr>
+        <w:t xml:space="preserve">- data/pending-otps.example.json</w:t>
+      </w:r>
+    </w:p>
+    <w:p>
+      <w:pPr/>
+      <w:r>
+        <w:rPr>
+          <w:rFonts w:ascii="Helvetica Light" w:hAnsi="Helvetica Light" w:cs="Helvetica Light"/>
+          <w:sz w:val="24"/>
+          <w:sz-cs w:val="24"/>
+        </w:rPr>
+        <w:t xml:space="preserve">- data/saved-cohorts.example.json</w:t>
+      </w:r>
+    </w:p>
+    <w:p>
+      <w:pPr/>
+      <w:r>
+        <w:rPr>
+          <w:rFonts w:ascii="Helvetica Light" w:hAnsi="Helvetica Light" w:cs="Helvetica Light"/>
+          <w:sz w:val="24"/>
+          <w:sz-cs w:val="24"/>
+        </w:rPr>
+        <w:t xml:space="preserve">- data/feasibility-run-logs.example.json</w:t>
+      </w:r>
+    </w:p>
+    <w:p>
+      <w:pPr/>
+      <w:r>
+        <w:rPr>
+          <w:rFonts w:ascii="Helvetica Light" w:hAnsi="Helvetica Light" w:cs="Helvetica Light"/>
+          <w:sz w:val="24"/>
+          <w:sz-cs w:val="24"/>
+        </w:rPr>
+        <w:t xml:space="preserve">- data/audit-session-logs.example.json</w:t>
+      </w:r>
+    </w:p>
+    <w:p>
+      <w:pPr/>
+      <w:r>
+        <w:rPr>
+          <w:rFonts w:ascii="Helvetica Light" w:hAnsi="Helvetica Light" w:cs="Helvetica Light"/>
+          <w:sz w:val="24"/>
+          <w:sz-cs w:val="24"/>
+        </w:rPr>
+        <w:t xml:space="preserve"/>
+      </w:r>
+    </w:p>
+    <w:p>
+      <w:pPr/>
+      <w:r>
+        <w:rPr>
+          <w:rFonts w:ascii="Helvetica Light" w:hAnsi="Helvetica Light" w:cs="Helvetica Light"/>
+          <w:sz w:val="24"/>
+          <w:sz-cs w:val="24"/>
+        </w:rPr>
+        <w:t xml:space="preserve">Local runtime files are created from those examples and are Git-ignored:</w:t>
+      </w:r>
+    </w:p>
+    <w:p>
+      <w:pPr/>
+      <w:r>
+        <w:rPr>
+          <w:rFonts w:ascii="Helvetica Light" w:hAnsi="Helvetica Light" w:cs="Helvetica Light"/>
+          <w:sz w:val="24"/>
+          <w:sz-cs w:val="24"/>
+        </w:rPr>
+        <w:t xml:space="preserve"/>
+      </w:r>
+    </w:p>
+    <w:p>
+      <w:pPr/>
+      <w:r>
+        <w:rPr>
+          <w:rFonts w:ascii="Helvetica Light" w:hAnsi="Helvetica Light" w:cs="Helvetica Light"/>
+          <w:sz w:val="24"/>
+          <w:sz-cs w:val="24"/>
+        </w:rPr>
+        <w:t xml:space="preserve">- config/app.config.json</w:t>
+      </w:r>
+    </w:p>
+    <w:p>
+      <w:pPr/>
+      <w:r>
+        <w:rPr>
+          <w:rFonts w:ascii="Helvetica Light" w:hAnsi="Helvetica Light" w:cs="Helvetica Light"/>
+          <w:sz w:val="24"/>
+          <w:sz-cs w:val="24"/>
+        </w:rPr>
+        <w:t xml:space="preserve">- data/users.json</w:t>
+      </w:r>
+    </w:p>
+    <w:p>
+      <w:pPr/>
+      <w:r>
+        <w:rPr>
+          <w:rFonts w:ascii="Helvetica Light" w:hAnsi="Helvetica Light" w:cs="Helvetica Light"/>
+          <w:sz w:val="24"/>
+          <w:sz-cs w:val="24"/>
+        </w:rPr>
+        <w:t xml:space="preserve">- data/user-sessions.json</w:t>
+      </w:r>
+    </w:p>
+    <w:p>
+      <w:pPr/>
+      <w:r>
+        <w:rPr>
+          <w:rFonts w:ascii="Helvetica Light" w:hAnsi="Helvetica Light" w:cs="Helvetica Light"/>
+          <w:sz w:val="24"/>
+          <w:sz-cs w:val="24"/>
+        </w:rPr>
+        <w:t xml:space="preserve">- data/pending-otps.json</w:t>
+      </w:r>
+    </w:p>
+    <w:p>
+      <w:pPr/>
+      <w:r>
+        <w:rPr>
+          <w:rFonts w:ascii="Helvetica Light" w:hAnsi="Helvetica Light" w:cs="Helvetica Light"/>
+          <w:sz w:val="24"/>
+          <w:sz-cs w:val="24"/>
+        </w:rPr>
+        <w:t xml:space="preserve">- data/saved-cohorts.json</w:t>
+      </w:r>
+    </w:p>
+    <w:p>
+      <w:pPr/>
+      <w:r>
+        <w:rPr>
+          <w:rFonts w:ascii="Helvetica Light" w:hAnsi="Helvetica Light" w:cs="Helvetica Light"/>
+          <w:sz w:val="24"/>
+          <w:sz-cs w:val="24"/>
+        </w:rPr>
+        <w:t xml:space="preserve">- data/feasibility-run-logs.json</w:t>
+      </w:r>
+    </w:p>
+    <w:p>
+      <w:pPr/>
+      <w:r>
+        <w:rPr>
+          <w:rFonts w:ascii="Helvetica Light" w:hAnsi="Helvetica Light" w:cs="Helvetica Light"/>
+          <w:sz w:val="24"/>
+          <w:sz-cs w:val="24"/>
+        </w:rPr>
+        <w:t xml:space="preserve">- data/audit-session-logs.json</w:t>
+      </w:r>
+    </w:p>
+    <w:p>
+      <w:pPr/>
+      <w:r>
+        <w:rPr>
+          <w:rFonts w:ascii="Helvetica Light" w:hAnsi="Helvetica Light" w:cs="Helvetica Light"/>
+          <w:sz w:val="24"/>
+          <w:sz-cs w:val="24"/>
+        </w:rPr>
+        <w:t xml:space="preserve"/>
+      </w:r>
+    </w:p>
+    <w:p>
+      <w:pPr/>
+      <w:r>
+        <w:rPr>
+          <w:rFonts w:ascii="Helvetica Light" w:hAnsi="Helvetica Light" w:cs="Helvetica Light"/>
+          <w:sz w:val="24"/>
+          <w:sz-cs w:val="24"/>
+        </w:rPr>
+        <w:t xml:space="preserve">This prevents SMTP settings, OAuth settings, SQL Server credentials, OTP records, session data, and local audit data from being committed again by default.</w:t>
+      </w:r>
+    </w:p>
+    <w:p>
+      <w:pPr/>
+      <w:r>
+        <w:rPr>
+          <w:rFonts w:ascii="Helvetica Light" w:hAnsi="Helvetica Light" w:cs="Helvetica Light"/>
+          <w:sz w:val="24"/>
+          <w:sz-cs w:val="24"/>
+        </w:rPr>
+        <w:t xml:space="preserve"/>
+      </w:r>
+    </w:p>
+    <w:p>
+      <w:pPr/>
+      <w:r>
+        <w:rPr>
+          <w:rFonts w:ascii="Helvetica Light" w:hAnsi="Helvetica Light" w:cs="Helvetica Light"/>
+          <w:sz w:val="24"/>
+          <w:sz-cs w:val="24"/>
+        </w:rPr>
+        <w:t xml:space="preserve">First-Time Local Setup</w:t>
+      </w:r>
+    </w:p>
+    <w:p>
+      <w:pPr/>
+      <w:r>
+        <w:rPr>
+          <w:rFonts w:ascii="Helvetica Light" w:hAnsi="Helvetica Light" w:cs="Helvetica Light"/>
+          <w:sz w:val="24"/>
+          <w:sz-cs w:val="24"/>
+        </w:rPr>
+        <w:t xml:space="preserve"/>
+      </w:r>
+    </w:p>
+    <w:p>
+      <w:pPr/>
+      <w:r>
+        <w:rPr>
+          <w:rFonts w:ascii="Helvetica Light" w:hAnsi="Helvetica Light" w:cs="Helvetica Light"/>
+          <w:sz w:val="24"/>
+          <w:sz-cs w:val="24"/>
+        </w:rPr>
+        <w:t xml:space="preserve">1. Install Node.js 20 or newer.</w:t>
+      </w:r>
+    </w:p>
+    <w:p>
+      <w:pPr/>
+      <w:r>
+        <w:rPr>
+          <w:rFonts w:ascii="Helvetica Light" w:hAnsi="Helvetica Light" w:cs="Helvetica Light"/>
+          <w:sz w:val="24"/>
+          <w:sz-cs w:val="24"/>
+        </w:rPr>
+        <w:t xml:space="preserve">2. Install dependencies with pnpm install.</w:t>
+      </w:r>
+    </w:p>
+    <w:p>
+      <w:pPr/>
+      <w:r>
+        <w:rPr>
+          <w:rFonts w:ascii="Helvetica Light" w:hAnsi="Helvetica Light" w:cs="Helvetica Light"/>
+          <w:sz w:val="24"/>
+          <w:sz-cs w:val="24"/>
+        </w:rPr>
+        <w:t xml:space="preserve">3. Copy the example files to local runtime files.</w:t>
+      </w:r>
+    </w:p>
+    <w:p>
+      <w:pPr/>
+      <w:r>
+        <w:rPr>
+          <w:rFonts w:ascii="Helvetica Light" w:hAnsi="Helvetica Light" w:cs="Helvetica Light"/>
+          <w:sz w:val="24"/>
+          <w:sz-cs w:val="24"/>
+        </w:rPr>
+        <w:t xml:space="preserve">4. If needed, copy public/data/synthetic-clinical-data_example.json to public/data/synthetic-clinical-data.json.</w:t>
+      </w:r>
+    </w:p>
+    <w:p>
+      <w:pPr/>
+      <w:r>
+        <w:rPr>
+          <w:rFonts w:ascii="Helvetica Light" w:hAnsi="Helvetica Light" w:cs="Helvetica Light"/>
+          <w:sz w:val="24"/>
+          <w:sz-cs w:val="24"/>
+        </w:rPr>
+        <w:t xml:space="preserve">5. Start the app with pnpm dev.</w:t>
+      </w:r>
+    </w:p>
+    <w:p>
+      <w:pPr/>
+      <w:r>
+        <w:rPr>
+          <w:rFonts w:ascii="Helvetica Light" w:hAnsi="Helvetica Light" w:cs="Helvetica Light"/>
+          <w:sz w:val="24"/>
+          <w:sz-cs w:val="24"/>
+        </w:rPr>
+        <w:t xml:space="preserve"/>
+      </w:r>
+    </w:p>
+    <w:p>
+      <w:pPr/>
+      <w:r>
+        <w:rPr>
+          <w:rFonts w:ascii="Helvetica Light" w:hAnsi="Helvetica Light" w:cs="Helvetica Light"/>
+          <w:sz w:val="24"/>
+          <w:sz-cs w:val="24"/>
+        </w:rPr>
+        <w:t xml:space="preserve">The application can boot from the example config and example users data when local files are absent, but real local work should still use the copied local files above.</w:t>
+      </w:r>
+    </w:p>
+    <w:p>
+      <w:pPr/>
+      <w:r>
+        <w:rPr>
+          <w:rFonts w:ascii="Helvetica Light" w:hAnsi="Helvetica Light" w:cs="Helvetica Light"/>
+          <w:sz w:val="24"/>
+          <w:sz-cs w:val="24"/>
+        </w:rPr>
+        <w:t xml:space="preserve"/>
+      </w:r>
+    </w:p>
+    <w:p>
+      <w:pPr/>
+      <w:r>
+        <w:rPr>
+          <w:rFonts w:ascii="Helvetica Light" w:hAnsi="Helvetica Light" w:cs="Helvetica Light"/>
+          <w:sz w:val="24"/>
+          <w:sz-cs w:val="24"/>
+        </w:rPr>
+        <w:t xml:space="preserve">Main Config Template</w:t>
+      </w:r>
+    </w:p>
+    <w:p>
+      <w:pPr/>
+      <w:r>
+        <w:rPr>
+          <w:rFonts w:ascii="Helvetica Light" w:hAnsi="Helvetica Light" w:cs="Helvetica Light"/>
+          <w:sz w:val="24"/>
+          <w:sz-cs w:val="24"/>
+        </w:rPr>
+        <w:t xml:space="preserve"/>
+      </w:r>
+    </w:p>
+    <w:p>
+      <w:pPr/>
+      <w:r>
+        <w:rPr>
+          <w:rFonts w:ascii="Helvetica Light" w:hAnsi="Helvetica Light" w:cs="Helvetica Light"/>
+          <w:sz w:val="24"/>
+          <w:sz-cs w:val="24"/>
+        </w:rPr>
+        <w:t xml:space="preserve">The checked-in config template is:</w:t>
+      </w:r>
+    </w:p>
+    <w:p>
+      <w:pPr/>
+      <w:r>
+        <w:rPr>
+          <w:rFonts w:ascii="Helvetica Light" w:hAnsi="Helvetica Light" w:cs="Helvetica Light"/>
+          <w:sz w:val="24"/>
+          <w:sz-cs w:val="24"/>
+        </w:rPr>
+        <w:t xml:space="preserve"/>
+      </w:r>
+    </w:p>
+    <w:p>
+      <w:pPr/>
+      <w:r>
+        <w:rPr>
+          <w:rFonts w:ascii="Helvetica Light" w:hAnsi="Helvetica Light" w:cs="Helvetica Light"/>
+          <w:sz w:val="24"/>
+          <w:sz-cs w:val="24"/>
+        </w:rPr>
+        <w:t xml:space="preserve">config/app.config.example.json</w:t>
+      </w:r>
+    </w:p>
+    <w:p>
+      <w:pPr/>
+      <w:r>
+        <w:rPr>
+          <w:rFonts w:ascii="Helvetica Light" w:hAnsi="Helvetica Light" w:cs="Helvetica Light"/>
+          <w:sz w:val="24"/>
+          <w:sz-cs w:val="24"/>
+        </w:rPr>
+        <w:t xml:space="preserve"/>
+      </w:r>
+    </w:p>
+    <w:p>
+      <w:pPr/>
+      <w:r>
+        <w:rPr>
+          <w:rFonts w:ascii="Helvetica Light" w:hAnsi="Helvetica Light" w:cs="Helvetica Light"/>
+          <w:sz w:val="24"/>
+          <w:sz-cs w:val="24"/>
+        </w:rPr>
+        <w:t xml:space="preserve">Create your local config/app.config.json from that file before editing any environment-specific values.</w:t>
+      </w:r>
+    </w:p>
+    <w:p>
+      <w:pPr/>
+      <w:r>
+        <w:rPr>
+          <w:rFonts w:ascii="Helvetica Light" w:hAnsi="Helvetica Light" w:cs="Helvetica Light"/>
+          <w:sz w:val="24"/>
+          <w:sz-cs w:val="24"/>
+        </w:rPr>
+        <w:t xml:space="preserve"/>
+      </w:r>
+    </w:p>
+    <w:p>
+      <w:pPr/>
+      <w:r>
+        <w:rPr>
+          <w:rFonts w:ascii="Helvetica Light" w:hAnsi="Helvetica Light" w:cs="Helvetica Light"/>
+          <w:sz w:val="24"/>
+          <w:sz-cs w:val="24"/>
+        </w:rPr>
+        <w:t xml:space="preserve">This configuration controls:</w:t>
       </w:r>
     </w:p>
     <w:p>
@@ -472,7 +934,7 @@
           <w:sz w:val="24"/>
           <w:sz-cs w:val="24"/>
         </w:rPr>
-        <w:t xml:space="preserve">The application now uses two independent switches:</w:t>
+        <w:t xml:space="preserve">The application uses two independent switches:</w:t>
       </w:r>
     </w:p>
     <w:p>
@@ -659,7 +1121,7 @@
           <w:sz w:val="24"/>
           <w:sz-cs w:val="24"/>
         </w:rPr>
-        <w:t xml:space="preserve">- clinicalDataSource controls where feasibility counts and concept lookup data come from.</w:t>
+        <w:t xml:space="preserve">- clinicalDataSource controls where feasibility counts and cohort execution data come from.</w:t>
       </w:r>
     </w:p>
     <w:p>
@@ -692,842 +1154,6 @@
           <w:sz w:val="24"/>
           <w:sz-cs w:val="24"/>
         </w:rPr>
-        <w:t xml:space="preserve">Environment Variable Overrides</w:t>
-      </w:r>
-    </w:p>
-    <w:p>
-      <w:pPr/>
-      <w:r>
-        <w:rPr>
-          <w:rFonts w:ascii="Helvetica Light" w:hAnsi="Helvetica Light" w:cs="Helvetica Light"/>
-          <w:sz w:val="24"/>
-          <w:sz-cs w:val="24"/>
-        </w:rPr>
-        <w:t xml:space="preserve"/>
-      </w:r>
-    </w:p>
-    <w:p>
-      <w:pPr/>
-      <w:r>
-        <w:rPr>
-          <w:rFonts w:ascii="Helvetica Light" w:hAnsi="Helvetica Light" w:cs="Helvetica Light"/>
-          <w:sz w:val="24"/>
-          <w:sz-cs w:val="24"/>
-        </w:rPr>
-        <w:t xml:space="preserve">The config file is the source of truth, but these environment variables can override it when needed:</w:t>
-      </w:r>
-    </w:p>
-    <w:p>
-      <w:pPr/>
-      <w:r>
-        <w:rPr>
-          <w:rFonts w:ascii="Helvetica Light" w:hAnsi="Helvetica Light" w:cs="Helvetica Light"/>
-          <w:sz w:val="24"/>
-          <w:sz-cs w:val="24"/>
-        </w:rPr>
-        <w:t xml:space="preserve"/>
-      </w:r>
-    </w:p>
-    <w:p>
-      <w:pPr/>
-      <w:r>
-        <w:rPr>
-          <w:rFonts w:ascii="Helvetica Light" w:hAnsi="Helvetica Light" w:cs="Helvetica Light"/>
-          <w:sz w:val="24"/>
-          <w:sz-cs w:val="24"/>
-        </w:rPr>
-        <w:t xml:space="preserve">- HOST</w:t>
-      </w:r>
-    </w:p>
-    <w:p>
-      <w:pPr/>
-      <w:r>
-        <w:rPr>
-          <w:rFonts w:ascii="Helvetica Light" w:hAnsi="Helvetica Light" w:cs="Helvetica Light"/>
-          <w:sz w:val="24"/>
-          <w:sz-cs w:val="24"/>
-        </w:rPr>
-        <w:t xml:space="preserve">- PORT</w:t>
-      </w:r>
-    </w:p>
-    <w:p>
-      <w:pPr/>
-      <w:r>
-        <w:rPr>
-          <w:rFonts w:ascii="Helvetica Light" w:hAnsi="Helvetica Light" w:cs="Helvetica Light"/>
-          <w:sz w:val="24"/>
-          <w:sz-cs w:val="24"/>
-        </w:rPr>
-        <w:t xml:space="preserve">- COOKIE_SECURE</w:t>
-      </w:r>
-    </w:p>
-    <w:p>
-      <w:pPr/>
-      <w:r>
-        <w:rPr>
-          <w:rFonts w:ascii="Helvetica Light" w:hAnsi="Helvetica Light" w:cs="Helvetica Light"/>
-          <w:sz w:val="24"/>
-          <w:sz-cs w:val="24"/>
-        </w:rPr>
-        <w:t xml:space="preserve">- CLINICAL_DATA_SOURCE</w:t>
-      </w:r>
-    </w:p>
-    <w:p>
-      <w:pPr/>
-      <w:r>
-        <w:rPr>
-          <w:rFonts w:ascii="Helvetica Light" w:hAnsi="Helvetica Light" w:cs="Helvetica Light"/>
-          <w:sz w:val="24"/>
-          <w:sz-cs w:val="24"/>
-        </w:rPr>
-        <w:t xml:space="preserve">- APP_STORAGE</w:t>
-      </w:r>
-    </w:p>
-    <w:p>
-      <w:pPr/>
-      <w:r>
-        <w:rPr>
-          <w:rFonts w:ascii="Helvetica Light" w:hAnsi="Helvetica Light" w:cs="Helvetica Light"/>
-          <w:sz w:val="24"/>
-          <w:sz-cs w:val="24"/>
-        </w:rPr>
-        <w:t xml:space="preserve">- DATA_SOURCE</w:t>
-      </w:r>
-    </w:p>
-    <w:p>
-      <w:pPr/>
-      <w:r>
-        <w:rPr>
-          <w:rFonts w:ascii="Helvetica Light" w:hAnsi="Helvetica Light" w:cs="Helvetica Light"/>
-          <w:sz w:val="24"/>
-          <w:sz-cs w:val="24"/>
-        </w:rPr>
-        <w:t xml:space="preserve">- GOOGLE_CLIENT_ID</w:t>
-      </w:r>
-    </w:p>
-    <w:p>
-      <w:pPr/>
-      <w:r>
-        <w:rPr>
-          <w:rFonts w:ascii="Helvetica Light" w:hAnsi="Helvetica Light" w:cs="Helvetica Light"/>
-          <w:sz w:val="24"/>
-          <w:sz-cs w:val="24"/>
-        </w:rPr>
-        <w:t xml:space="preserve">- GOOGLE_CLIENT_SECRET</w:t>
-      </w:r>
-    </w:p>
-    <w:p>
-      <w:pPr/>
-      <w:r>
-        <w:rPr>
-          <w:rFonts w:ascii="Helvetica Light" w:hAnsi="Helvetica Light" w:cs="Helvetica Light"/>
-          <w:sz w:val="24"/>
-          <w:sz-cs w:val="24"/>
-        </w:rPr>
-        <w:t xml:space="preserve">- GOOGLE_REDIRECT_URI</w:t>
-      </w:r>
-    </w:p>
-    <w:p>
-      <w:pPr/>
-      <w:r>
-        <w:rPr>
-          <w:rFonts w:ascii="Helvetica Light" w:hAnsi="Helvetica Light" w:cs="Helvetica Light"/>
-          <w:sz w:val="24"/>
-          <w:sz-cs w:val="24"/>
-        </w:rPr>
-        <w:t xml:space="preserve">- GOOGLE_ALLOWED_EMAILS</w:t>
-      </w:r>
-    </w:p>
-    <w:p>
-      <w:pPr/>
-      <w:r>
-        <w:rPr>
-          <w:rFonts w:ascii="Helvetica Light" w:hAnsi="Helvetica Light" w:cs="Helvetica Light"/>
-          <w:sz w:val="24"/>
-          <w:sz-cs w:val="24"/>
-        </w:rPr>
-        <w:t xml:space="preserve">- SMTP_HOST</w:t>
-      </w:r>
-    </w:p>
-    <w:p>
-      <w:pPr/>
-      <w:r>
-        <w:rPr>
-          <w:rFonts w:ascii="Helvetica Light" w:hAnsi="Helvetica Light" w:cs="Helvetica Light"/>
-          <w:sz w:val="24"/>
-          <w:sz-cs w:val="24"/>
-        </w:rPr>
-        <w:t xml:space="preserve">- SMTP_PORT</w:t>
-      </w:r>
-    </w:p>
-    <w:p>
-      <w:pPr/>
-      <w:r>
-        <w:rPr>
-          <w:rFonts w:ascii="Helvetica Light" w:hAnsi="Helvetica Light" w:cs="Helvetica Light"/>
-          <w:sz w:val="24"/>
-          <w:sz-cs w:val="24"/>
-        </w:rPr>
-        <w:t xml:space="preserve">- SMTP_SECURE</w:t>
-      </w:r>
-    </w:p>
-    <w:p>
-      <w:pPr/>
-      <w:r>
-        <w:rPr>
-          <w:rFonts w:ascii="Helvetica Light" w:hAnsi="Helvetica Light" w:cs="Helvetica Light"/>
-          <w:sz w:val="24"/>
-          <w:sz-cs w:val="24"/>
-        </w:rPr>
-        <w:t xml:space="preserve">- SMTP_USER</w:t>
-      </w:r>
-    </w:p>
-    <w:p>
-      <w:pPr/>
-      <w:r>
-        <w:rPr>
-          <w:rFonts w:ascii="Helvetica Light" w:hAnsi="Helvetica Light" w:cs="Helvetica Light"/>
-          <w:sz w:val="24"/>
-          <w:sz-cs w:val="24"/>
-        </w:rPr>
-        <w:t xml:space="preserve">- SMTP_PASS</w:t>
-      </w:r>
-    </w:p>
-    <w:p>
-      <w:pPr/>
-      <w:r>
-        <w:rPr>
-          <w:rFonts w:ascii="Helvetica Light" w:hAnsi="Helvetica Light" w:cs="Helvetica Light"/>
-          <w:sz w:val="24"/>
-          <w:sz-cs w:val="24"/>
-        </w:rPr>
-        <w:t xml:space="preserve">- SMTP_FROM</w:t>
-      </w:r>
-    </w:p>
-    <w:p>
-      <w:pPr/>
-      <w:r>
-        <w:rPr>
-          <w:rFonts w:ascii="Helvetica Light" w:hAnsi="Helvetica Light" w:cs="Helvetica Light"/>
-          <w:sz w:val="24"/>
-          <w:sz-cs w:val="24"/>
-        </w:rPr>
-        <w:t xml:space="preserve">- SQLSERVER_HOST</w:t>
-      </w:r>
-    </w:p>
-    <w:p>
-      <w:pPr/>
-      <w:r>
-        <w:rPr>
-          <w:rFonts w:ascii="Helvetica Light" w:hAnsi="Helvetica Light" w:cs="Helvetica Light"/>
-          <w:sz w:val="24"/>
-          <w:sz-cs w:val="24"/>
-        </w:rPr>
-        <w:t xml:space="preserve">- SQLSERVER_PORT</w:t>
-      </w:r>
-    </w:p>
-    <w:p>
-      <w:pPr/>
-      <w:r>
-        <w:rPr>
-          <w:rFonts w:ascii="Helvetica Light" w:hAnsi="Helvetica Light" w:cs="Helvetica Light"/>
-          <w:sz w:val="24"/>
-          <w:sz-cs w:val="24"/>
-        </w:rPr>
-        <w:t xml:space="preserve">- SQLSERVER_DATABASE</w:t>
-      </w:r>
-    </w:p>
-    <w:p>
-      <w:pPr/>
-      <w:r>
-        <w:rPr>
-          <w:rFonts w:ascii="Helvetica Light" w:hAnsi="Helvetica Light" w:cs="Helvetica Light"/>
-          <w:sz w:val="24"/>
-          <w:sz-cs w:val="24"/>
-        </w:rPr>
-        <w:t xml:space="preserve">- SQLSERVER_USER</w:t>
-      </w:r>
-    </w:p>
-    <w:p>
-      <w:pPr/>
-      <w:r>
-        <w:rPr>
-          <w:rFonts w:ascii="Helvetica Light" w:hAnsi="Helvetica Light" w:cs="Helvetica Light"/>
-          <w:sz w:val="24"/>
-          <w:sz-cs w:val="24"/>
-        </w:rPr>
-        <w:t xml:space="preserve">- SQLSERVER_PASSWORD</w:t>
-      </w:r>
-    </w:p>
-    <w:p>
-      <w:pPr/>
-      <w:r>
-        <w:rPr>
-          <w:rFonts w:ascii="Helvetica Light" w:hAnsi="Helvetica Light" w:cs="Helvetica Light"/>
-          <w:sz w:val="24"/>
-          <w:sz-cs w:val="24"/>
-        </w:rPr>
-        <w:t xml:space="preserve">- SQLSERVER_ENCRYPT</w:t>
-      </w:r>
-    </w:p>
-    <w:p>
-      <w:pPr/>
-      <w:r>
-        <w:rPr>
-          <w:rFonts w:ascii="Helvetica Light" w:hAnsi="Helvetica Light" w:cs="Helvetica Light"/>
-          <w:sz w:val="24"/>
-          <w:sz-cs w:val="24"/>
-        </w:rPr>
-        <w:t xml:space="preserve">- SQLSERVER_TRUST_SERVER_CERTIFICATE</w:t>
-      </w:r>
-    </w:p>
-    <w:p>
-      <w:pPr/>
-      <w:r>
-        <w:rPr>
-          <w:rFonts w:ascii="Helvetica Light" w:hAnsi="Helvetica Light" w:cs="Helvetica Light"/>
-          <w:sz w:val="24"/>
-          <w:sz-cs w:val="24"/>
-        </w:rPr>
-        <w:t xml:space="preserve"/>
-      </w:r>
-    </w:p>
-    <w:p>
-      <w:pPr/>
-      <w:r>
-        <w:rPr>
-          <w:rFonts w:ascii="Helvetica Light" w:hAnsi="Helvetica Light" w:cs="Helvetica Light"/>
-          <w:sz w:val="24"/>
-          <w:sz-cs w:val="24"/>
-        </w:rPr>
-        <w:t xml:space="preserve">Local Storage Mode</w:t>
-      </w:r>
-    </w:p>
-    <w:p>
-      <w:pPr/>
-      <w:r>
-        <w:rPr>
-          <w:rFonts w:ascii="Helvetica Light" w:hAnsi="Helvetica Light" w:cs="Helvetica Light"/>
-          <w:sz w:val="24"/>
-          <w:sz-cs w:val="24"/>
-        </w:rPr>
-        <w:t xml:space="preserve"/>
-      </w:r>
-    </w:p>
-    <w:p>
-      <w:pPr/>
-      <w:r>
-        <w:rPr>
-          <w:rFonts w:ascii="Helvetica Light" w:hAnsi="Helvetica Light" w:cs="Helvetica Light"/>
-          <w:sz w:val="24"/>
-          <w:sz-cs w:val="24"/>
-        </w:rPr>
-        <w:t xml:space="preserve">When appStorage is set to "local", the backend stores data in local JSON files under the data directory:</w:t>
-      </w:r>
-    </w:p>
-    <w:p>
-      <w:pPr/>
-      <w:r>
-        <w:rPr>
-          <w:rFonts w:ascii="Helvetica Light" w:hAnsi="Helvetica Light" w:cs="Helvetica Light"/>
-          <w:sz w:val="24"/>
-          <w:sz-cs w:val="24"/>
-        </w:rPr>
-        <w:t xml:space="preserve"/>
-      </w:r>
-    </w:p>
-    <w:p>
-      <w:pPr/>
-      <w:r>
-        <w:rPr>
-          <w:rFonts w:ascii="Helvetica Light" w:hAnsi="Helvetica Light" w:cs="Helvetica Light"/>
-          <w:sz w:val="24"/>
-          <w:sz-cs w:val="24"/>
-        </w:rPr>
-        <w:t xml:space="preserve">- data/users.json</w:t>
-      </w:r>
-    </w:p>
-    <w:p>
-      <w:pPr/>
-      <w:r>
-        <w:rPr>
-          <w:rFonts w:ascii="Helvetica Light" w:hAnsi="Helvetica Light" w:cs="Helvetica Light"/>
-          <w:sz w:val="24"/>
-          <w:sz-cs w:val="24"/>
-        </w:rPr>
-        <w:t xml:space="preserve">- data/user-sessions.json</w:t>
-      </w:r>
-    </w:p>
-    <w:p>
-      <w:pPr/>
-      <w:r>
-        <w:rPr>
-          <w:rFonts w:ascii="Helvetica Light" w:hAnsi="Helvetica Light" w:cs="Helvetica Light"/>
-          <w:sz w:val="24"/>
-          <w:sz-cs w:val="24"/>
-        </w:rPr>
-        <w:t xml:space="preserve">- data/pending-otps.json</w:t>
-      </w:r>
-    </w:p>
-    <w:p>
-      <w:pPr/>
-      <w:r>
-        <w:rPr>
-          <w:rFonts w:ascii="Helvetica Light" w:hAnsi="Helvetica Light" w:cs="Helvetica Light"/>
-          <w:sz w:val="24"/>
-          <w:sz-cs w:val="24"/>
-        </w:rPr>
-        <w:t xml:space="preserve">- data/saved-cohorts.json</w:t>
-      </w:r>
-    </w:p>
-    <w:p>
-      <w:pPr/>
-      <w:r>
-        <w:rPr>
-          <w:rFonts w:ascii="Helvetica Light" w:hAnsi="Helvetica Light" w:cs="Helvetica Light"/>
-          <w:sz w:val="24"/>
-          <w:sz-cs w:val="24"/>
-        </w:rPr>
-        <w:t xml:space="preserve">- data/feasibility-run-logs.json</w:t>
-      </w:r>
-    </w:p>
-    <w:p>
-      <w:pPr/>
-      <w:r>
-        <w:rPr>
-          <w:rFonts w:ascii="Helvetica Light" w:hAnsi="Helvetica Light" w:cs="Helvetica Light"/>
-          <w:sz w:val="24"/>
-          <w:sz-cs w:val="24"/>
-        </w:rPr>
-        <w:t xml:space="preserve">- data/audit-session-logs.json</w:t>
-      </w:r>
-    </w:p>
-    <w:p>
-      <w:pPr/>
-      <w:r>
-        <w:rPr>
-          <w:rFonts w:ascii="Helvetica Light" w:hAnsi="Helvetica Light" w:cs="Helvetica Light"/>
-          <w:sz w:val="24"/>
-          <w:sz-cs w:val="24"/>
-        </w:rPr>
-        <w:t xml:space="preserve"/>
-      </w:r>
-    </w:p>
-    <w:p>
-      <w:pPr/>
-      <w:r>
-        <w:rPr>
-          <w:rFonts w:ascii="Helvetica Light" w:hAnsi="Helvetica Light" w:cs="Helvetica Light"/>
-          <w:sz w:val="24"/>
-          <w:sz-cs w:val="24"/>
-        </w:rPr>
-        <w:t xml:space="preserve">This mode is suitable for local demo and single-machine testing. It is not intended for multi-instance production deployment.</w:t>
-      </w:r>
-    </w:p>
-    <w:p>
-      <w:pPr/>
-      <w:r>
-        <w:rPr>
-          <w:rFonts w:ascii="Helvetica Light" w:hAnsi="Helvetica Light" w:cs="Helvetica Light"/>
-          <w:sz w:val="24"/>
-          <w:sz-cs w:val="24"/>
-        </w:rPr>
-        <w:t xml:space="preserve"/>
-      </w:r>
-    </w:p>
-    <w:p>
-      <w:pPr/>
-      <w:r>
-        <w:rPr>
-          <w:rFonts w:ascii="Helvetica Light" w:hAnsi="Helvetica Light" w:cs="Helvetica Light"/>
-          <w:sz w:val="24"/>
-          <w:sz-cs w:val="24"/>
-        </w:rPr>
-        <w:t xml:space="preserve">SQL Server Storage Mode</w:t>
-      </w:r>
-    </w:p>
-    <w:p>
-      <w:pPr/>
-      <w:r>
-        <w:rPr>
-          <w:rFonts w:ascii="Helvetica Light" w:hAnsi="Helvetica Light" w:cs="Helvetica Light"/>
-          <w:sz w:val="24"/>
-          <w:sz-cs w:val="24"/>
-        </w:rPr>
-        <w:t xml:space="preserve"/>
-      </w:r>
-    </w:p>
-    <w:p>
-      <w:pPr/>
-      <w:r>
-        <w:rPr>
-          <w:rFonts w:ascii="Helvetica Light" w:hAnsi="Helvetica Light" w:cs="Helvetica Light"/>
-          <w:sz w:val="24"/>
-          <w:sz-cs w:val="24"/>
-        </w:rPr>
-        <w:t xml:space="preserve">When appStorage is set to "sqlserver", the backend stores app data in SQL Server tables instead of local JSON files.</w:t>
-      </w:r>
-    </w:p>
-    <w:p>
-      <w:pPr/>
-      <w:r>
-        <w:rPr>
-          <w:rFonts w:ascii="Helvetica Light" w:hAnsi="Helvetica Light" w:cs="Helvetica Light"/>
-          <w:sz w:val="24"/>
-          <w:sz-cs w:val="24"/>
-        </w:rPr>
-        <w:t xml:space="preserve"/>
-      </w:r>
-    </w:p>
-    <w:p>
-      <w:pPr/>
-      <w:r>
-        <w:rPr>
-          <w:rFonts w:ascii="Helvetica Light" w:hAnsi="Helvetica Light" w:cs="Helvetica Light"/>
-          <w:sz w:val="24"/>
-          <w:sz-cs w:val="24"/>
-        </w:rPr>
-        <w:t xml:space="preserve">The initial setup script is:</w:t>
-      </w:r>
-    </w:p>
-    <w:p>
-      <w:pPr/>
-      <w:r>
-        <w:rPr>
-          <w:rFonts w:ascii="Helvetica Light" w:hAnsi="Helvetica Light" w:cs="Helvetica Light"/>
-          <w:sz w:val="24"/>
-          <w:sz-cs w:val="24"/>
-        </w:rPr>
-        <w:t xml:space="preserve"/>
-      </w:r>
-    </w:p>
-    <w:p>
-      <w:pPr/>
-      <w:r>
-        <w:rPr>
-          <w:rFonts w:ascii="Helvetica Light" w:hAnsi="Helvetica Light" w:cs="Helvetica Light"/>
-          <w:sz w:val="24"/>
-          <w:sz-cs w:val="24"/>
-        </w:rPr>
-        <w:t xml:space="preserve">tests/sql-initial-setup.sql</w:t>
-      </w:r>
-    </w:p>
-    <w:p>
-      <w:pPr/>
-      <w:r>
-        <w:rPr>
-          <w:rFonts w:ascii="Helvetica Light" w:hAnsi="Helvetica Light" w:cs="Helvetica Light"/>
-          <w:sz w:val="24"/>
-          <w:sz-cs w:val="24"/>
-        </w:rPr>
-        <w:t xml:space="preserve"/>
-      </w:r>
-    </w:p>
-    <w:p>
-      <w:pPr/>
-      <w:r>
-        <w:rPr>
-          <w:rFonts w:ascii="Helvetica Light" w:hAnsi="Helvetica Light" w:cs="Helvetica Light"/>
-          <w:sz w:val="24"/>
-          <w:sz-cs w:val="24"/>
-        </w:rPr>
-        <w:t xml:space="preserve">Core clinical tables created by that script:</w:t>
-      </w:r>
-    </w:p>
-    <w:p>
-      <w:pPr/>
-      <w:r>
-        <w:rPr>
-          <w:rFonts w:ascii="Helvetica Light" w:hAnsi="Helvetica Light" w:cs="Helvetica Light"/>
-          <w:sz w:val="24"/>
-          <w:sz-cs w:val="24"/>
-        </w:rPr>
-        <w:t xml:space="preserve"/>
-      </w:r>
-    </w:p>
-    <w:p>
-      <w:pPr/>
-      <w:r>
-        <w:rPr>
-          <w:rFonts w:ascii="Helvetica Light" w:hAnsi="Helvetica Light" w:cs="Helvetica Light"/>
-          <w:sz w:val="24"/>
-          <w:sz-cs w:val="24"/>
-        </w:rPr>
-        <w:t xml:space="preserve">- Patient_Info</w:t>
-      </w:r>
-    </w:p>
-    <w:p>
-      <w:pPr/>
-      <w:r>
-        <w:rPr>
-          <w:rFonts w:ascii="Helvetica Light" w:hAnsi="Helvetica Light" w:cs="Helvetica Light"/>
-          <w:sz w:val="24"/>
-          <w:sz-cs w:val="24"/>
-        </w:rPr>
-        <w:t xml:space="preserve">- Diagnosis</w:t>
-      </w:r>
-    </w:p>
-    <w:p>
-      <w:pPr/>
-      <w:r>
-        <w:rPr>
-          <w:rFonts w:ascii="Helvetica Light" w:hAnsi="Helvetica Light" w:cs="Helvetica Light"/>
-          <w:sz w:val="24"/>
-          <w:sz-cs w:val="24"/>
-        </w:rPr>
-        <w:t xml:space="preserve">- Laboratory</w:t>
-      </w:r>
-    </w:p>
-    <w:p>
-      <w:pPr/>
-      <w:r>
-        <w:rPr>
-          <w:rFonts w:ascii="Helvetica Light" w:hAnsi="Helvetica Light" w:cs="Helvetica Light"/>
-          <w:sz w:val="24"/>
-          <w:sz-cs w:val="24"/>
-        </w:rPr>
-        <w:t xml:space="preserve">- Medication</w:t>
-      </w:r>
-    </w:p>
-    <w:p>
-      <w:pPr/>
-      <w:r>
-        <w:rPr>
-          <w:rFonts w:ascii="Helvetica Light" w:hAnsi="Helvetica Light" w:cs="Helvetica Light"/>
-          <w:sz w:val="24"/>
-          <w:sz-cs w:val="24"/>
-        </w:rPr>
-        <w:t xml:space="preserve"/>
-      </w:r>
-    </w:p>
-    <w:p>
-      <w:pPr/>
-      <w:r>
-        <w:rPr>
-          <w:rFonts w:ascii="Helvetica Light" w:hAnsi="Helvetica Light" w:cs="Helvetica Light"/>
-          <w:sz w:val="24"/>
-          <w:sz-cs w:val="24"/>
-        </w:rPr>
-        <w:t xml:space="preserve">Application tables created by that script:</w:t>
-      </w:r>
-    </w:p>
-    <w:p>
-      <w:pPr/>
-      <w:r>
-        <w:rPr>
-          <w:rFonts w:ascii="Helvetica Light" w:hAnsi="Helvetica Light" w:cs="Helvetica Light"/>
-          <w:sz w:val="24"/>
-          <w:sz-cs w:val="24"/>
-        </w:rPr>
-        <w:t xml:space="preserve"/>
-      </w:r>
-    </w:p>
-    <w:p>
-      <w:pPr/>
-      <w:r>
-        <w:rPr>
-          <w:rFonts w:ascii="Helvetica Light" w:hAnsi="Helvetica Light" w:cs="Helvetica Light"/>
-          <w:sz w:val="24"/>
-          <w:sz-cs w:val="24"/>
-        </w:rPr>
-        <w:t xml:space="preserve">- App_Users</w:t>
-      </w:r>
-    </w:p>
-    <w:p>
-      <w:pPr/>
-      <w:r>
-        <w:rPr>
-          <w:rFonts w:ascii="Helvetica Light" w:hAnsi="Helvetica Light" w:cs="Helvetica Light"/>
-          <w:sz w:val="24"/>
-          <w:sz-cs w:val="24"/>
-        </w:rPr>
-        <w:t xml:space="preserve">- User_Sessions</w:t>
-      </w:r>
-    </w:p>
-    <w:p>
-      <w:pPr/>
-      <w:r>
-        <w:rPr>
-          <w:rFonts w:ascii="Helvetica Light" w:hAnsi="Helvetica Light" w:cs="Helvetica Light"/>
-          <w:sz w:val="24"/>
-          <w:sz-cs w:val="24"/>
-        </w:rPr>
-        <w:t xml:space="preserve">- Pending_Otp</w:t>
-      </w:r>
-    </w:p>
-    <w:p>
-      <w:pPr/>
-      <w:r>
-        <w:rPr>
-          <w:rFonts w:ascii="Helvetica Light" w:hAnsi="Helvetica Light" w:cs="Helvetica Light"/>
-          <w:sz w:val="24"/>
-          <w:sz-cs w:val="24"/>
-        </w:rPr>
-        <w:t xml:space="preserve">- Saved_Cohorts</w:t>
-      </w:r>
-    </w:p>
-    <w:p>
-      <w:pPr/>
-      <w:r>
-        <w:rPr>
-          <w:rFonts w:ascii="Helvetica Light" w:hAnsi="Helvetica Light" w:cs="Helvetica Light"/>
-          <w:sz w:val="24"/>
-          <w:sz-cs w:val="24"/>
-        </w:rPr>
-        <w:t xml:space="preserve">- Audit_Session_Log</w:t>
-      </w:r>
-    </w:p>
-    <w:p>
-      <w:pPr/>
-      <w:r>
-        <w:rPr>
-          <w:rFonts w:ascii="Helvetica Light" w:hAnsi="Helvetica Light" w:cs="Helvetica Light"/>
-          <w:sz w:val="24"/>
-          <w:sz-cs w:val="24"/>
-        </w:rPr>
-        <w:t xml:space="preserve">- Feasibility_Run_Logs</w:t>
-      </w:r>
-    </w:p>
-    <w:p>
-      <w:pPr/>
-      <w:r>
-        <w:rPr>
-          <w:rFonts w:ascii="Helvetica Light" w:hAnsi="Helvetica Light" w:cs="Helvetica Light"/>
-          <w:sz w:val="24"/>
-          <w:sz-cs w:val="24"/>
-        </w:rPr>
-        <w:t xml:space="preserve">- Auth_Event_Log</w:t>
-      </w:r>
-    </w:p>
-    <w:p>
-      <w:pPr/>
-      <w:r>
-        <w:rPr>
-          <w:rFonts w:ascii="Helvetica Light" w:hAnsi="Helvetica Light" w:cs="Helvetica Light"/>
-          <w:sz w:val="24"/>
-          <w:sz-cs w:val="24"/>
-        </w:rPr>
-        <w:t xml:space="preserve"/>
-      </w:r>
-    </w:p>
-    <w:p>
-      <w:pPr/>
-      <w:r>
-        <w:rPr>
-          <w:rFonts w:ascii="Helvetica Light" w:hAnsi="Helvetica Light" w:cs="Helvetica Light"/>
-          <w:sz w:val="24"/>
-          <w:sz-cs w:val="24"/>
-        </w:rPr>
-        <w:t xml:space="preserve">Initial SQL Server Setup</w:t>
-      </w:r>
-    </w:p>
-    <w:p>
-      <w:pPr/>
-      <w:r>
-        <w:rPr>
-          <w:rFonts w:ascii="Helvetica Light" w:hAnsi="Helvetica Light" w:cs="Helvetica Light"/>
-          <w:sz w:val="24"/>
-          <w:sz-cs w:val="24"/>
-        </w:rPr>
-        <w:t xml:space="preserve"/>
-      </w:r>
-    </w:p>
-    <w:p>
-      <w:pPr/>
-      <w:r>
-        <w:rPr>
-          <w:rFonts w:ascii="Helvetica Light" w:hAnsi="Helvetica Light" w:cs="Helvetica Light"/>
-          <w:sz w:val="24"/>
-          <w:sz-cs w:val="24"/>
-        </w:rPr>
-        <w:t xml:space="preserve">To prepare a new SQL Server database:</w:t>
-      </w:r>
-    </w:p>
-    <w:p>
-      <w:pPr/>
-      <w:r>
-        <w:rPr>
-          <w:rFonts w:ascii="Helvetica Light" w:hAnsi="Helvetica Light" w:cs="Helvetica Light"/>
-          <w:sz w:val="24"/>
-          <w:sz-cs w:val="24"/>
-        </w:rPr>
-        <w:t xml:space="preserve"/>
-      </w:r>
-    </w:p>
-    <w:p>
-      <w:pPr/>
-      <w:r>
-        <w:rPr>
-          <w:rFonts w:ascii="Helvetica Light" w:hAnsi="Helvetica Light" w:cs="Helvetica Light"/>
-          <w:sz w:val="24"/>
-          <w:sz-cs w:val="24"/>
-        </w:rPr>
-        <w:t xml:space="preserve">1. Create or choose a SQL Server database.</w:t>
-      </w:r>
-    </w:p>
-    <w:p>
-      <w:pPr/>
-      <w:r>
-        <w:rPr>
-          <w:rFonts w:ascii="Helvetica Light" w:hAnsi="Helvetica Light" w:cs="Helvetica Light"/>
-          <w:sz w:val="24"/>
-          <w:sz-cs w:val="24"/>
-        </w:rPr>
-        <w:t xml:space="preserve">2. Run tests/sql-initial-setup.sql.</w:t>
-      </w:r>
-    </w:p>
-    <w:p>
-      <w:pPr/>
-      <w:r>
-        <w:rPr>
-          <w:rFonts w:ascii="Helvetica Light" w:hAnsi="Helvetica Light" w:cs="Helvetica Light"/>
-          <w:sz w:val="24"/>
-          <w:sz-cs w:val="24"/>
-        </w:rPr>
-        <w:t xml:space="preserve">3. Update config/app.config.json with SQL Server connection settings.</w:t>
-      </w:r>
-    </w:p>
-    <w:p>
-      <w:pPr/>
-      <w:r>
-        <w:rPr>
-          <w:rFonts w:ascii="Helvetica Light" w:hAnsi="Helvetica Light" w:cs="Helvetica Light"/>
-          <w:sz w:val="24"/>
-          <w:sz-cs w:val="24"/>
-        </w:rPr>
-        <w:t xml:space="preserve">4. Set clinicalDataSource and appStorage to "sqlserver" if you want both feasibility data and app persistence in SQL Server.</w:t>
-      </w:r>
-    </w:p>
-    <w:p>
-      <w:pPr/>
-      <w:r>
-        <w:rPr>
-          <w:rFonts w:ascii="Helvetica Light" w:hAnsi="Helvetica Light" w:cs="Helvetica Light"/>
-          <w:sz w:val="24"/>
-          <w:sz-cs w:val="24"/>
-        </w:rPr>
-        <w:t xml:space="preserve">5. Install dependencies with pnpm install so the mssql driver is available.</w:t>
-      </w:r>
-    </w:p>
-    <w:p>
-      <w:pPr/>
-      <w:r>
-        <w:rPr>
-          <w:rFonts w:ascii="Helvetica Light" w:hAnsi="Helvetica Light" w:cs="Helvetica Light"/>
-          <w:sz w:val="24"/>
-          <w:sz-cs w:val="24"/>
-        </w:rPr>
-        <w:t xml:space="preserve"/>
-      </w:r>
-    </w:p>
-    <w:p>
-      <w:pPr/>
-      <w:r>
-        <w:rPr>
-          <w:rFonts w:ascii="Helvetica Light" w:hAnsi="Helvetica Light" w:cs="Helvetica Light"/>
-          <w:sz w:val="24"/>
-          <w:sz-cs w:val="24"/>
-        </w:rPr>
         <w:t xml:space="preserve">Authentication And Audit</w:t>
       </w:r>
     </w:p>
@@ -1550,7 +1176,7 @@
           <w:sz w:val="24"/>
           <w:sz-cs w:val="24"/>
         </w:rPr>
-        <w:t xml:space="preserve">- The app requires login before using the cohort builder and logs page.</w:t>
+        <w:t xml:space="preserve">- The app requires login before using the cohort builder, dictionary page, and logs page.</w:t>
       </w:r>
     </w:p>
     <w:p>
@@ -1583,7 +1209,29 @@
           <w:sz w:val="24"/>
           <w:sz-cs w:val="24"/>
         </w:rPr>
-        <w:t xml:space="preserve">- Feasibility run logs include user identity, question, counts, attrition, selected concepts, full cohort config, and generated SQL.</w:t>
+        <w:t xml:space="preserve">- If SMTP host is blank, OTPs are written to the server console for development.</w:t>
+      </w:r>
+    </w:p>
+    <w:p>
+      <w:pPr/>
+      <w:r>
+        <w:rPr>
+          <w:rFonts w:ascii="Helvetica Light" w:hAnsi="Helvetica Light" w:cs="Helvetica Light"/>
+          <w:sz w:val="24"/>
+          <w:sz-cs w:val="24"/>
+        </w:rPr>
+        <w:t xml:space="preserve">- If SMTP delivery fails in local mode, the app falls back to the server console with a warning.</w:t>
+      </w:r>
+    </w:p>
+    <w:p>
+      <w:pPr/>
+      <w:r>
+        <w:rPr>
+          <w:rFonts w:ascii="Helvetica Light" w:hAnsi="Helvetica Light" w:cs="Helvetica Light"/>
+          <w:sz w:val="24"/>
+          <w:sz-cs w:val="24"/>
+        </w:rPr>
+        <w:t xml:space="preserve">- Feasibility run logs include user identity, question, counts, attrition, full cohort config, and generated SQL.</w:t>
       </w:r>
     </w:p>
     <w:p>
@@ -1616,6 +1264,358 @@
           <w:sz w:val="24"/>
           <w:sz-cs w:val="24"/>
         </w:rPr>
+        <w:t xml:space="preserve">Current Scope</w:t>
+      </w:r>
+    </w:p>
+    <w:p>
+      <w:pPr/>
+      <w:r>
+        <w:rPr>
+          <w:rFonts w:ascii="Helvetica Light" w:hAnsi="Helvetica Light" w:cs="Helvetica Light"/>
+          <w:sz w:val="24"/>
+          <w:sz-cs w:val="24"/>
+        </w:rPr>
+        <w:t xml:space="preserve"/>
+      </w:r>
+    </w:p>
+    <w:p>
+      <w:pPr/>
+      <w:r>
+        <w:rPr>
+          <w:rFonts w:ascii="Helvetica Light" w:hAnsi="Helvetica Light" w:cs="Helvetica Light"/>
+          <w:sz w:val="24"/>
+          <w:sz-cs w:val="24"/>
+        </w:rPr>
+        <w:t xml:space="preserve">- Diagnosis, lab, and medication feasibility criteria</w:t>
+      </w:r>
+    </w:p>
+    <w:p>
+      <w:pPr/>
+      <w:r>
+        <w:rPr>
+          <w:rFonts w:ascii="Helvetica Light" w:hAnsi="Helvetica Light" w:cs="Helvetica Light"/>
+          <w:sz w:val="24"/>
+          <w:sz-cs w:val="24"/>
+        </w:rPr>
+        <w:t xml:space="preserve">- Airtable style advanced filter builder with nested condition groups</w:t>
+      </w:r>
+    </w:p>
+    <w:p>
+      <w:pPr/>
+      <w:r>
+        <w:rPr>
+          <w:rFonts w:ascii="Helvetica Light" w:hAnsi="Helvetica Light" w:cs="Helvetica Light"/>
+          <w:sz w:val="24"/>
+          <w:sz-cs w:val="24"/>
+        </w:rPr>
+        <w:t xml:space="preserve">- Reusable T0, inclusion, and exclusion rule editors</w:t>
+      </w:r>
+    </w:p>
+    <w:p>
+      <w:pPr/>
+      <w:r>
+        <w:rPr>
+          <w:rFonts w:ascii="Helvetica Light" w:hAnsi="Helvetica Light" w:cs="Helvetica Light"/>
+          <w:sz w:val="24"/>
+          <w:sz-cs w:val="24"/>
+        </w:rPr>
+        <w:t xml:space="preserve">- AND and OR logic in every group</w:t>
+      </w:r>
+    </w:p>
+    <w:p>
+      <w:pPr/>
+      <w:r>
+        <w:rPr>
+          <w:rFonts w:ascii="Helvetica Light" w:hAnsi="Helvetica Light" w:cs="Helvetica Light"/>
+          <w:sz w:val="24"/>
+          <w:sz-cs w:val="24"/>
+        </w:rPr>
+        <w:t xml:space="preserve">- Field type aware operators with validation against the allowed whitelist</w:t>
+      </w:r>
+    </w:p>
+    <w:p>
+      <w:pPr/>
+      <w:r>
+        <w:rPr>
+          <w:rFonts w:ascii="Helvetica Light" w:hAnsi="Helvetica Light" w:cs="Helvetica Light"/>
+          <w:sz w:val="24"/>
+          <w:sz-cs w:val="24"/>
+        </w:rPr>
+        <w:t xml:space="preserve">- Separate master dictionary page at /dictionary.html</w:t>
+      </w:r>
+    </w:p>
+    <w:p>
+      <w:pPr/>
+      <w:r>
+        <w:rPr>
+          <w:rFonts w:ascii="Helvetica Light" w:hAnsi="Helvetica Light" w:cs="Helvetica Light"/>
+          <w:sz w:val="24"/>
+          <w:sz-cs w:val="24"/>
+        </w:rPr>
+        <w:t xml:space="preserve">- Saved cohorts through backend APIs</w:t>
+      </w:r>
+    </w:p>
+    <w:p>
+      <w:pPr/>
+      <w:r>
+        <w:rPr>
+          <w:rFonts w:ascii="Helvetica Light" w:hAnsi="Helvetica Light" w:cs="Helvetica Light"/>
+          <w:sz w:val="24"/>
+          <w:sz-cs w:val="24"/>
+        </w:rPr>
+        <w:t xml:space="preserve">- Audit and run logs</w:t>
+      </w:r>
+    </w:p>
+    <w:p>
+      <w:pPr/>
+      <w:r>
+        <w:rPr>
+          <w:rFonts w:ascii="Helvetica Light" w:hAnsi="Helvetica Light" w:cs="Helvetica Light"/>
+          <w:sz w:val="24"/>
+          <w:sz-cs w:val="24"/>
+        </w:rPr>
+        <w:t xml:space="preserve">- SQL preview for cohort logic</w:t>
+      </w:r>
+    </w:p>
+    <w:p>
+      <w:pPr/>
+      <w:r>
+        <w:rPr>
+          <w:rFonts w:ascii="Helvetica Light" w:hAnsi="Helvetica Light" w:cs="Helvetica Light"/>
+          <w:sz w:val="24"/>
+          <w:sz-cs w:val="24"/>
+        </w:rPr>
+        <w:t xml:space="preserve"/>
+      </w:r>
+    </w:p>
+    <w:p>
+      <w:pPr/>
+      <w:r>
+        <w:rPr>
+          <w:rFonts w:ascii="Helvetica Light" w:hAnsi="Helvetica Light" w:cs="Helvetica Light"/>
+          <w:sz w:val="24"/>
+          <w:sz-cs w:val="24"/>
+        </w:rPr>
+        <w:t xml:space="preserve">Master Dictionary</w:t>
+      </w:r>
+    </w:p>
+    <w:p>
+      <w:pPr/>
+      <w:r>
+        <w:rPr>
+          <w:rFonts w:ascii="Helvetica Light" w:hAnsi="Helvetica Light" w:cs="Helvetica Light"/>
+          <w:sz w:val="24"/>
+          <w:sz-cs w:val="24"/>
+        </w:rPr>
+        <w:t xml:space="preserve"/>
+      </w:r>
+    </w:p>
+    <w:p>
+      <w:pPr/>
+      <w:r>
+        <w:rPr>
+          <w:rFonts w:ascii="Helvetica Light" w:hAnsi="Helvetica Light" w:cs="Helvetica Light"/>
+          <w:sz w:val="24"/>
+          <w:sz-cs w:val="24"/>
+        </w:rPr>
+        <w:t xml:space="preserve">The master dictionary page is used for search and review before adding conditions.</w:t>
+      </w:r>
+    </w:p>
+    <w:p>
+      <w:pPr/>
+      <w:r>
+        <w:rPr>
+          <w:rFonts w:ascii="Helvetica Light" w:hAnsi="Helvetica Light" w:cs="Helvetica Light"/>
+          <w:sz w:val="24"/>
+          <w:sz-cs w:val="24"/>
+        </w:rPr>
+        <w:t xml:space="preserve"/>
+      </w:r>
+    </w:p>
+    <w:p>
+      <w:pPr/>
+      <w:r>
+        <w:rPr>
+          <w:rFonts w:ascii="Helvetica Light" w:hAnsi="Helvetica Light" w:cs="Helvetica Light"/>
+          <w:sz w:val="24"/>
+          <w:sz-cs w:val="24"/>
+        </w:rPr>
+        <w:t xml:space="preserve">- Search by code, name, group, or count</w:t>
+      </w:r>
+    </w:p>
+    <w:p>
+      <w:pPr/>
+      <w:r>
+        <w:rPr>
+          <w:rFonts w:ascii="Helvetica Light" w:hAnsi="Helvetica Light" w:cs="Helvetica Light"/>
+          <w:sz w:val="24"/>
+          <w:sz-cs w:val="24"/>
+        </w:rPr>
+        <w:t xml:space="preserve">- Filter by diagnosis, lab, or drug domain</w:t>
+      </w:r>
+    </w:p>
+    <w:p>
+      <w:pPr/>
+      <w:r>
+        <w:rPr>
+          <w:rFonts w:ascii="Helvetica Light" w:hAnsi="Helvetica Light" w:cs="Helvetica Light"/>
+          <w:sz w:val="24"/>
+          <w:sz-cs w:val="24"/>
+        </w:rPr>
+        <w:t xml:space="preserve">- Copy code or name from a result card</w:t>
+      </w:r>
+    </w:p>
+    <w:p>
+      <w:pPr/>
+      <w:r>
+        <w:rPr>
+          <w:rFonts w:ascii="Helvetica Light" w:hAnsi="Helvetica Light" w:cs="Helvetica Light"/>
+          <w:sz w:val="24"/>
+          <w:sz-cs w:val="24"/>
+        </w:rPr>
+        <w:t xml:space="preserve">- Read from the local snapshot file public/data/master-dictionary.json</w:t>
+      </w:r>
+    </w:p>
+    <w:p>
+      <w:pPr/>
+      <w:r>
+        <w:rPr>
+          <w:rFonts w:ascii="Helvetica Light" w:hAnsi="Helvetica Light" w:cs="Helvetica Light"/>
+          <w:sz w:val="24"/>
+          <w:sz-cs w:val="24"/>
+        </w:rPr>
+        <w:t xml:space="preserve"/>
+      </w:r>
+    </w:p>
+    <w:p>
+      <w:pPr/>
+      <w:r>
+        <w:rPr>
+          <w:rFonts w:ascii="Helvetica Light" w:hAnsi="Helvetica Light" w:cs="Helvetica Light"/>
+          <w:sz w:val="24"/>
+          <w:sz-cs w:val="24"/>
+        </w:rPr>
+        <w:t xml:space="preserve">The local snapshot is generated from these Google Sheet sources:</w:t>
+      </w:r>
+    </w:p>
+    <w:p>
+      <w:pPr/>
+      <w:r>
+        <w:rPr>
+          <w:rFonts w:ascii="Helvetica Light" w:hAnsi="Helvetica Light" w:cs="Helvetica Light"/>
+          <w:sz w:val="24"/>
+          <w:sz-cs w:val="24"/>
+        </w:rPr>
+        <w:t xml:space="preserve"/>
+      </w:r>
+    </w:p>
+    <w:p>
+      <w:pPr/>
+      <w:r>
+        <w:rPr>
+          <w:rFonts w:ascii="Helvetica Light" w:hAnsi="Helvetica Light" w:cs="Helvetica Light"/>
+          <w:sz w:val="24"/>
+          <w:sz-cs w:val="24"/>
+        </w:rPr>
+        <w:t xml:space="preserve">- ICD-10</w:t>
+      </w:r>
+    </w:p>
+    <w:p>
+      <w:pPr/>
+      <w:r>
+        <w:rPr>
+          <w:rFonts w:ascii="Helvetica Light" w:hAnsi="Helvetica Light" w:cs="Helvetica Light"/>
+          <w:sz w:val="24"/>
+          <w:sz-cs w:val="24"/>
+        </w:rPr>
+        <w:t xml:space="preserve">- ICD-9</w:t>
+      </w:r>
+    </w:p>
+    <w:p>
+      <w:pPr/>
+      <w:r>
+        <w:rPr>
+          <w:rFonts w:ascii="Helvetica Light" w:hAnsi="Helvetica Light" w:cs="Helvetica Light"/>
+          <w:sz w:val="24"/>
+          <w:sz-cs w:val="24"/>
+        </w:rPr>
+        <w:t xml:space="preserve">- Lab</w:t>
+      </w:r>
+    </w:p>
+    <w:p>
+      <w:pPr/>
+      <w:r>
+        <w:rPr>
+          <w:rFonts w:ascii="Helvetica Light" w:hAnsi="Helvetica Light" w:cs="Helvetica Light"/>
+          <w:sz w:val="24"/>
+          <w:sz-cs w:val="24"/>
+        </w:rPr>
+        <w:t xml:space="preserve">- Drug</w:t>
+      </w:r>
+    </w:p>
+    <w:p>
+      <w:pPr/>
+      <w:r>
+        <w:rPr>
+          <w:rFonts w:ascii="Helvetica Light" w:hAnsi="Helvetica Light" w:cs="Helvetica Light"/>
+          <w:sz w:val="24"/>
+          <w:sz-cs w:val="24"/>
+        </w:rPr>
+        <w:t xml:space="preserve"/>
+      </w:r>
+    </w:p>
+    <w:p>
+      <w:pPr/>
+      <w:r>
+        <w:rPr>
+          <w:rFonts w:ascii="Helvetica Light" w:hAnsi="Helvetica Light" w:cs="Helvetica Light"/>
+          <w:sz w:val="24"/>
+          <w:sz-cs w:val="24"/>
+        </w:rPr>
+        <w:t xml:space="preserve">Refresh the snapshot with:</w:t>
+      </w:r>
+    </w:p>
+    <w:p>
+      <w:pPr/>
+      <w:r>
+        <w:rPr>
+          <w:rFonts w:ascii="Helvetica Light" w:hAnsi="Helvetica Light" w:cs="Helvetica Light"/>
+          <w:sz w:val="24"/>
+          <w:sz-cs w:val="24"/>
+        </w:rPr>
+        <w:t xml:space="preserve"/>
+      </w:r>
+    </w:p>
+    <w:p>
+      <w:pPr/>
+      <w:r>
+        <w:rPr>
+          <w:rFonts w:ascii="Helvetica Light" w:hAnsi="Helvetica Light" w:cs="Helvetica Light"/>
+          <w:sz w:val="24"/>
+          <w:sz-cs w:val="24"/>
+        </w:rPr>
+        <w:t xml:space="preserve">pnpm sync-dictionary</w:t>
+      </w:r>
+    </w:p>
+    <w:p>
+      <w:pPr/>
+      <w:r>
+        <w:rPr>
+          <w:rFonts w:ascii="Helvetica Light" w:hAnsi="Helvetica Light" w:cs="Helvetica Light"/>
+          <w:sz w:val="24"/>
+          <w:sz-cs w:val="24"/>
+        </w:rPr>
+        <w:t xml:space="preserve"/>
+      </w:r>
+    </w:p>
+    <w:p>
+      <w:pPr/>
+      <w:r>
+        <w:rPr>
+          <w:rFonts w:ascii="Helvetica Light" w:hAnsi="Helvetica Light" w:cs="Helvetica Light"/>
+          <w:sz w:val="24"/>
+          <w:sz-cs w:val="24"/>
+        </w:rPr>
         <w:t xml:space="preserve">Saved Cohorts</w:t>
       </w:r>
     </w:p>
@@ -1649,18 +1649,29 @@
           <w:sz w:val="24"/>
           <w:sz-cs w:val="24"/>
         </w:rPr>
-        <w:t xml:space="preserve">- Saved cohorts are now handled through backend APIs.</w:t>
-      </w:r>
-    </w:p>
-    <w:p>
-      <w:pPr/>
-      <w:r>
-        <w:rPr>
-          <w:rFonts w:ascii="Helvetica Light" w:hAnsi="Helvetica Light" w:cs="Helvetica Light"/>
-          <w:sz w:val="24"/>
-          <w:sz-cs w:val="24"/>
-        </w:rPr>
-        <w:t xml:space="preserve">- The storage location depends on appStorage, not browser localStorage.</w:t>
+        <w:t xml:space="preserve">- Saved cohorts are handled through backend APIs.</w:t>
+      </w:r>
+    </w:p>
+    <w:p>
+      <w:pPr/>
+      <w:r>
+        <w:rPr>
+          <w:rFonts w:ascii="Helvetica Light" w:hAnsi="Helvetica Light" w:cs="Helvetica Light"/>
+          <w:sz w:val="24"/>
+          <w:sz-cs w:val="24"/>
+        </w:rPr>
+        <w:t xml:space="preserve">- In local mode they are stored in data/saved-cohorts.json on the server.</w:t>
+      </w:r>
+    </w:p>
+    <w:p>
+      <w:pPr/>
+      <w:r>
+        <w:rPr>
+          <w:rFonts w:ascii="Helvetica Light" w:hAnsi="Helvetica Light" w:cs="Helvetica Light"/>
+          <w:sz w:val="24"/>
+          <w:sz-cs w:val="24"/>
+        </w:rPr>
+        <w:t xml:space="preserve">- In SQL mode they are stored in SQL Server application tables.</w:t>
       </w:r>
     </w:p>
     <w:p>
@@ -1792,7 +1803,7 @@
           <w:sz w:val="24"/>
           <w:sz-cs w:val="24"/>
         </w:rPr>
-        <w:t xml:space="preserve">- date functions: DATEDIFF, DATEADD, GETDATE, BETWEEN</w:t>
+        <w:t xml:space="preserve">- date functions: DATEDIFF, DATEADD, and BETWEEN</w:t>
       </w:r>
     </w:p>
     <w:p>
@@ -1880,7 +1891,18 @@
           <w:sz w:val="24"/>
           <w:sz-cs w:val="24"/>
         </w:rPr>
-        <w:t xml:space="preserve">- For real deployment, replace demo credentials, configure SMTP, and configure Google OAuth correctly.</w:t>
+        <w:t xml:space="preserve">- For real deployment, create local config from the example, then set SMTP, Google OAuth, and SQL Server values outside Git-tracked files.</w:t>
+      </w:r>
+    </w:p>
+    <w:p>
+      <w:pPr/>
+      <w:r>
+        <w:rPr>
+          <w:rFonts w:ascii="Helvetica Light" w:hAnsi="Helvetica Light" w:cs="Helvetica Light"/>
+          <w:sz w:val="24"/>
+          <w:sz-cs w:val="24"/>
+        </w:rPr>
+        <w:t xml:space="preserve">- Replace demo credentials before real use.</w:t>
       </w:r>
     </w:p>
     <w:p>
@@ -1892,127 +1914,6 @@
           <w:sz-cs w:val="24"/>
         </w:rPr>
         <w:t xml:space="preserve">- Shared SQL-backed storage is the correct direction for multi-user environments.</w:t>
-      </w:r>
-    </w:p>
-    <w:p>
-      <w:pPr/>
-      <w:r>
-        <w:rPr>
-          <w:rFonts w:ascii="Helvetica Light" w:hAnsi="Helvetica Light" w:cs="Helvetica Light"/>
-          <w:sz w:val="24"/>
-          <w:sz-cs w:val="24"/>
-        </w:rPr>
-        <w:t xml:space="preserve"/>
-      </w:r>
-    </w:p>
-    <w:p>
-      <w:pPr/>
-      <w:r>
-        <w:rPr>
-          <w:rFonts w:ascii="Helvetica Light" w:hAnsi="Helvetica Light" w:cs="Helvetica Light"/>
-          <w:sz w:val="24"/>
-          <w:sz-cs w:val="24"/>
-        </w:rPr>
-        <w:t xml:space="preserve">Current Scope</w:t>
-      </w:r>
-    </w:p>
-    <w:p>
-      <w:pPr/>
-      <w:r>
-        <w:rPr>
-          <w:rFonts w:ascii="Helvetica Light" w:hAnsi="Helvetica Light" w:cs="Helvetica Light"/>
-          <w:sz w:val="24"/>
-          <w:sz-cs w:val="24"/>
-        </w:rPr>
-        <w:t xml:space="preserve"/>
-      </w:r>
-    </w:p>
-    <w:p>
-      <w:pPr/>
-      <w:r>
-        <w:rPr>
-          <w:rFonts w:ascii="Helvetica Light" w:hAnsi="Helvetica Light" w:cs="Helvetica Light"/>
-          <w:sz w:val="24"/>
-          <w:sz-cs w:val="24"/>
-        </w:rPr>
-        <w:t xml:space="preserve">- diagnosis, lab, and medication feasibility criteria</w:t>
-      </w:r>
-    </w:p>
-    <w:p>
-      <w:pPr/>
-      <w:r>
-        <w:rPr>
-          <w:rFonts w:ascii="Helvetica Light" w:hAnsi="Helvetica Light" w:cs="Helvetica Light"/>
-          <w:sz w:val="24"/>
-          <w:sz-cs w:val="24"/>
-        </w:rPr>
-        <w:t xml:space="preserve">- multiple T0 conditions with AND and OR logic</w:t>
-      </w:r>
-    </w:p>
-    <w:p>
-      <w:pPr/>
-      <w:r>
-        <w:rPr>
-          <w:rFonts w:ascii="Helvetica Light" w:hAnsi="Helvetica Light" w:cs="Helvetica Light"/>
-          <w:sz w:val="24"/>
-          <w:sz-cs w:val="24"/>
-        </w:rPr>
-        <w:t xml:space="preserve">- demographics, inclusion, exclusion, comorbidity, and timing rules</w:t>
-      </w:r>
-    </w:p>
-    <w:p>
-      <w:pPr/>
-      <w:r>
-        <w:rPr>
-          <w:rFonts w:ascii="Helvetica Light" w:hAnsi="Helvetica Light" w:cs="Helvetica Light"/>
-          <w:sz w:val="24"/>
-          <w:sz-cs w:val="24"/>
-        </w:rPr>
-        <w:t xml:space="preserve">- searchable concept pickers</w:t>
-      </w:r>
-    </w:p>
-    <w:p>
-      <w:pPr/>
-      <w:r>
-        <w:rPr>
-          <w:rFonts w:ascii="Helvetica Light" w:hAnsi="Helvetica Light" w:cs="Helvetica Light"/>
-          <w:sz w:val="24"/>
-          <w:sz-cs w:val="24"/>
-        </w:rPr>
-        <w:t xml:space="preserve">- saved cohorts</w:t>
-      </w:r>
-    </w:p>
-    <w:p>
-      <w:pPr/>
-      <w:r>
-        <w:rPr>
-          <w:rFonts w:ascii="Helvetica Light" w:hAnsi="Helvetica Light" w:cs="Helvetica Light"/>
-          <w:sz w:val="24"/>
-          <w:sz-cs w:val="24"/>
-        </w:rPr>
-        <w:t xml:space="preserve">- audit and run logs</w:t>
-      </w:r>
-    </w:p>
-    <w:p>
-      <w:pPr/>
-      <w:r>
-        <w:rPr>
-          <w:rFonts w:ascii="Helvetica Light" w:hAnsi="Helvetica Light" w:cs="Helvetica Light"/>
-          <w:sz w:val="24"/>
-          <w:sz-cs w:val="24"/>
-        </w:rPr>
-        <w:t xml:space="preserve">- SQL preview for cohort logic</w:t>
-      </w:r>
-    </w:p>
-    <w:p>
-      <w:pPr/>
-      <w:r>
-        <w:rPr>
-          <w:rFonts w:ascii="Helvetica Light" w:hAnsi="Helvetica Light" w:cs="Helvetica Light"/>
-          <w:sz w:val="24"/>
-          <w:sz-cs w:val="24"/>
-        </w:rPr>
-        <w:t xml:space="preserve"/>
       </w:r>
     </w:p>
     <w:sectPr/>
